--- a/public/templates/termo-transferencia.docx
+++ b/public/templates/termo-transferencia.docx
@@ -124,7 +124,7 @@
           <w:sz w:val="22"/>
           <w:szCs w:val="22"/>
         </w:rPr>
-        <w:t xml:space="preserve">Este termo formaliza a transferência de infraestrutura do projeto acima, do(a) CONTRATADO(A) (ēloSites) para o(a) CONTRATANTE, conforme previsto na Cláusula 6 do Contrato de Prestação de Serviços. A transferência de infraestrutura é distinta e independente da cessão de direitos sobre o conteúdo, que ocorre automaticamente após o pagamento final.</w:t>
+        <w:t xml:space="preserve">Este termo formaliza a transferência dos materiais técnicos do projeto acima, do(a) CONTRATADO(A) (ēloSites) para o(a) CONTRATANTE, conforme previsto na Cláusula 6 do Contrato de Prestação de Serviços, e é distinto e independente da cessão de direitos sobre o conteúdo, que ocorre automaticamente após o pagamento final. Domínio e hospedagem são serviços de terceiros, contratados e pagos diretamente pelo(a) CONTRATANTE junto à empresa/provedor de sua preferência; a ēloSites não comercializa esses serviços e não recebe comissão por sua contratação.</w:t>
       </w:r>
     </w:p>
     <w:p>
@@ -139,7 +139,7 @@
           <w:sz w:val="22"/>
           <w:szCs w:val="22"/>
         </w:rPr>
-        <w:t xml:space="preserve">Transferência onerosa?: </w:t>
+        <w:t xml:space="preserve">Custos de transferência e configuração: </w:t>
       </w:r>
       <w:r>
         <w:rPr>
@@ -150,7 +150,7 @@
           <w:sz w:val="22"/>
           <w:szCs w:val="22"/>
         </w:rPr>
-        <w:t xml:space="preserve">[ ] Sim, valor R$ {transferValue}   [ ] Não, incluída sem custo adicional</w:t>
+        <w:t xml:space="preserve">A configuração e conexão técnica de domínio e hospedagem prevista no escopo aprovado integra os entregáveis contratados, sem cobrança adicional específica. Serviços de migração ou configuração fora do escopo aprovado poderão ser objeto de orçamento separado.</w:t>
       </w:r>
     </w:p>
     <w:p>
@@ -280,7 +280,7 @@
                 <w:sz w:val="20"/>
                 <w:szCs w:val="20"/>
               </w:rPr>
-              <w:t xml:space="preserve">Repositório GitHub</w:t>
+              <w:t xml:space="preserve">Repositório GitHub (código-fonte)</w:t>
             </w:r>
           </w:p>
         </w:tc>
@@ -354,7 +354,7 @@
                 <w:sz w:val="20"/>
                 <w:szCs w:val="20"/>
               </w:rPr>
-              <w:t xml:space="preserve">Conta/site no Netlify</w:t>
+              <w:t xml:space="preserve">Informações de implantação e configuração (deploy/hospedagem)</w:t>
             </w:r>
           </w:p>
         </w:tc>
@@ -428,7 +428,7 @@
                 <w:sz w:val="20"/>
                 <w:szCs w:val="20"/>
               </w:rPr>
-              <w:t xml:space="preserve">Domínio</w:t>
+              <w:t xml:space="preserve">Domínio próprio (acesso e configuração)</w:t>
             </w:r>
           </w:p>
         </w:tc>
@@ -572,7 +572,7 @@
           <w:sz w:val="22"/>
           <w:szCs w:val="22"/>
         </w:rPr>
-        <w:t xml:space="preserve">Os acessos e credenciais foram transmitidos por canal seguro combinado entre as partes (nunca por texto simples em WhatsApp/e-mail). A partir da confirmação desta transferência, a manutenção, atualização e segurança da infraestrutura transferida passam a ser de responsabilidade exclusiva do(a) CONTRATANTE, exceto se houver manutenção contratada em vigor cobrindo especificamente esses itens.</w:t>
+        <w:t xml:space="preserve">Os acessos e credenciais foram transmitidos por canal seguro combinado entre as partes (nunca por texto simples em WhatsApp/e-mail). A partir da confirmação desta transferência, a manutenção, atualização e segurança dos materiais técnicos entregues e das contas de domínio e hospedagem de titularidade do(a) CONTRATANTE passam a ser de responsabilidade exclusiva do(a) CONTRATANTE, exceto se houver manutenção contratada em vigor cobrindo especificamente esses itens.</w:t>
       </w:r>
     </w:p>
     <w:p>

--- a/public/templates/termo-transferencia.docx
+++ b/public/templates/termo-transferencia.docx
@@ -124,7 +124,7 @@
           <w:sz w:val="22"/>
           <w:szCs w:val="22"/>
         </w:rPr>
-        <w:t xml:space="preserve">Este termo formaliza a transferência dos materiais técnicos do projeto acima, do(a) CONTRATADO(A) (ēloSites) para o(a) CONTRATANTE, conforme previsto na Cláusula 6 do Contrato de Prestação de Serviços, e é distinto e independente da cessão de direitos sobre o conteúdo, que ocorre automaticamente após o pagamento final. Domínio e hospedagem são serviços de terceiros, contratados e pagos diretamente pelo(a) CONTRATANTE junto à empresa/provedor de sua preferência; a ēloSites não comercializa esses serviços e não recebe comissão por sua contratação.</w:t>
+        <w:t xml:space="preserve">Este termo formaliza a transferência dos materiais técnicos do projeto acima, do(a) CONTRATADO(A) (ēloSites) para o(a) CONTRATANTE, conforme previsto na Cláusula 7 do Contrato de Prestação de Serviços, e é distinto e independente da cessão de direitos sobre o conteúdo, que ocorre automaticamente após o pagamento final. Domínio e hospedagem são serviços de terceiros, contratados e pagos diretamente pelo(a) CONTRATANTE junto à empresa/provedor de sua preferência; a ēloSites não comercializa esses serviços e não recebe comissão por sua contratação.</w:t>
       </w:r>
     </w:p>
     <w:p>

--- a/public/templates/termo-transferencia.docx
+++ b/public/templates/termo-transferencia.docx
@@ -4,7 +4,7 @@
   <w:body>
     <w:p>
       <w:pPr>
-        <w:spacing w:after="60"/>
+        <w:spacing w:after="40"/>
         <w:jc w:val="center"/>
       </w:pPr>
       <w:r>
@@ -12,15 +12,15 @@
           <w:rFonts w:ascii="Calibri" w:cs="Calibri" w:eastAsia="Calibri" w:hAnsi="Calibri"/>
           <w:b/>
           <w:bCs/>
-          <w:sz w:val="30"/>
-          <w:szCs w:val="30"/>
+          <w:sz w:val="28"/>
+          <w:szCs w:val="28"/>
         </w:rPr>
         <w:t xml:space="preserve">TERMO DE TRANSFERÊNCIA DE INFRAESTRUTURA</w:t>
       </w:r>
     </w:p>
     <w:p>
       <w:pPr>
-        <w:spacing w:after="260"/>
+        <w:spacing w:after="200"/>
         <w:jc w:val="center"/>
       </w:pPr>
       <w:r>
@@ -28,16 +28,18 @@
           <w:rFonts w:ascii="Calibri" w:cs="Calibri" w:eastAsia="Calibri" w:hAnsi="Calibri"/>
           <w:b/>
           <w:bCs/>
-          <w:color w:val="444444"/>
-          <w:sz w:val="20"/>
-          <w:szCs w:val="20"/>
+          <w:i/>
+          <w:iCs/>
+          <w:sz w:val="22"/>
+          <w:szCs w:val="22"/>
         </w:rPr>
         <w:t xml:space="preserve">ēloSites — somente quando solicitada pelo cliente</w:t>
       </w:r>
     </w:p>
     <w:p>
       <w:pPr>
-        <w:spacing w:after="80"/>
+        <w:spacing w:after="160"/>
+        <w:jc w:val="both"/>
       </w:pPr>
       <w:r>
         <w:rPr>
@@ -54,7 +56,6 @@
           <w:rFonts w:ascii="Calibri" w:cs="Calibri" w:eastAsia="Calibri" w:hAnsi="Calibri"/>
           <w:i/>
           <w:iCs/>
-          <w:color w:val="555555"/>
           <w:sz w:val="22"/>
           <w:szCs w:val="22"/>
         </w:rPr>
@@ -63,7 +64,8 @@
     </w:p>
     <w:p>
       <w:pPr>
-        <w:spacing w:after="80"/>
+        <w:spacing w:after="160"/>
+        <w:jc w:val="both"/>
       </w:pPr>
       <w:r>
         <w:rPr>
@@ -80,7 +82,6 @@
           <w:rFonts w:ascii="Calibri" w:cs="Calibri" w:eastAsia="Calibri" w:hAnsi="Calibri"/>
           <w:i/>
           <w:iCs/>
-          <w:color w:val="555555"/>
           <w:sz w:val="22"/>
           <w:szCs w:val="22"/>
         </w:rPr>
@@ -89,7 +90,8 @@
     </w:p>
     <w:p>
       <w:pPr>
-        <w:spacing w:after="80"/>
+        <w:spacing w:after="160"/>
+        <w:jc w:val="both"/>
       </w:pPr>
       <w:r>
         <w:rPr>
@@ -106,7 +108,6 @@
           <w:rFonts w:ascii="Calibri" w:cs="Calibri" w:eastAsia="Calibri" w:hAnsi="Calibri"/>
           <w:i/>
           <w:iCs/>
-          <w:color w:val="555555"/>
           <w:sz w:val="22"/>
           <w:szCs w:val="22"/>
         </w:rPr>
@@ -115,7 +116,7 @@
     </w:p>
     <w:p>
       <w:pPr>
-        <w:spacing w:after="130"/>
+        <w:spacing w:after="160"/>
         <w:jc w:val="both"/>
       </w:pPr>
       <w:r>
@@ -129,7 +130,8 @@
     </w:p>
     <w:p>
       <w:pPr>
-        <w:spacing w:after="80"/>
+        <w:spacing w:after="160"/>
+        <w:jc w:val="both"/>
       </w:pPr>
       <w:r>
         <w:rPr>
@@ -146,7 +148,6 @@
           <w:rFonts w:ascii="Calibri" w:cs="Calibri" w:eastAsia="Calibri" w:hAnsi="Calibri"/>
           <w:i/>
           <w:iCs/>
-          <w:color w:val="555555"/>
           <w:sz w:val="22"/>
           <w:szCs w:val="22"/>
         </w:rPr>
@@ -156,9 +157,15 @@
     <w:p>
       <w:pPr>
         <w:pStyle w:val="Heading1"/>
-        <w:spacing w:after="110" w:before="240"/>
-      </w:pPr>
-      <w:r>
+        <w:spacing w:after="130" w:before="260"/>
+      </w:pPr>
+      <w:r>
+        <w:rPr>
+          <w:rFonts w:ascii="Calibri" w:cs="Calibri" w:eastAsia="Calibri" w:hAnsi="Calibri"/>
+          <w:color w:val="2E74B5"/>
+          <w:sz w:val="28"/>
+          <w:szCs w:val="28"/>
+        </w:rPr>
         <w:t xml:space="preserve">Itens transferidos</w:t>
       </w:r>
     </w:p>
@@ -182,25 +189,32 @@
       <w:tr>
         <w:tc>
           <w:tcPr>
-            <w:tcW w:type="pct" w:w="30%"/>
-            <w:shd w:fill="1F2937" w:color="auto" w:val="clear"/>
-            <w:tcMar>
-              <w:top w:type="dxa" w:w="90"/>
-              <w:left w:type="dxa" w:w="110"/>
-              <w:bottom w:type="dxa" w:w="90"/>
-              <w:right w:type="dxa" w:w="110"/>
-            </w:tcMar>
-            <w:vAlign w:val="center"/>
-          </w:tcPr>
-          <w:p>
+            <w:tcW w:type="pct" w:w="34%"/>
+            <w:tcBorders>
+              <w:top w:val="single" w:color="CCCCCC" w:sz="4"/>
+              <w:left w:val="single" w:color="CCCCCC" w:sz="4"/>
+              <w:bottom w:val="single" w:color="CCCCCC" w:sz="4"/>
+              <w:right w:val="single" w:color="CCCCCC" w:sz="4"/>
+            </w:tcBorders>
+            <w:shd w:fill="EEF3FA"/>
+            <w:tcMar>
+              <w:top w:type="dxa" w:w="60"/>
+              <w:left w:type="dxa" w:w="100"/>
+              <w:bottom w:type="dxa" w:w="60"/>
+              <w:right w:type="dxa" w:w="100"/>
+            </w:tcMar>
+          </w:tcPr>
+          <w:p>
+            <w:pPr>
+              <w:spacing w:after="40"/>
+            </w:pPr>
             <w:r>
               <w:rPr>
                 <w:rFonts w:ascii="Calibri" w:cs="Calibri" w:eastAsia="Calibri" w:hAnsi="Calibri"/>
                 <w:b/>
                 <w:bCs/>
-                <w:color w:val="FFFFFF"/>
-                <w:sz w:val="19"/>
-                <w:szCs w:val="19"/>
+                <w:sz w:val="22"/>
+                <w:szCs w:val="22"/>
               </w:rPr>
               <w:t xml:space="preserve">Item</w:t>
             </w:r>
@@ -208,25 +222,32 @@
         </w:tc>
         <w:tc>
           <w:tcPr>
-            <w:tcW w:type="pct" w:w="20%"/>
-            <w:shd w:fill="1F2937" w:color="auto" w:val="clear"/>
-            <w:tcMar>
-              <w:top w:type="dxa" w:w="90"/>
-              <w:left w:type="dxa" w:w="110"/>
-              <w:bottom w:type="dxa" w:w="90"/>
-              <w:right w:type="dxa" w:w="110"/>
-            </w:tcMar>
-            <w:vAlign w:val="center"/>
-          </w:tcPr>
-          <w:p>
+            <w:tcW w:type="pct" w:w="26%"/>
+            <w:tcBorders>
+              <w:top w:val="single" w:color="CCCCCC" w:sz="4"/>
+              <w:left w:val="single" w:color="CCCCCC" w:sz="4"/>
+              <w:bottom w:val="single" w:color="CCCCCC" w:sz="4"/>
+              <w:right w:val="single" w:color="CCCCCC" w:sz="4"/>
+            </w:tcBorders>
+            <w:shd w:fill="EEF3FA"/>
+            <w:tcMar>
+              <w:top w:type="dxa" w:w="60"/>
+              <w:left w:type="dxa" w:w="100"/>
+              <w:bottom w:type="dxa" w:w="60"/>
+              <w:right w:type="dxa" w:w="100"/>
+            </w:tcMar>
+          </w:tcPr>
+          <w:p>
+            <w:pPr>
+              <w:spacing w:after="40"/>
+            </w:pPr>
             <w:r>
               <w:rPr>
                 <w:rFonts w:ascii="Calibri" w:cs="Calibri" w:eastAsia="Calibri" w:hAnsi="Calibri"/>
                 <w:b/>
                 <w:bCs/>
-                <w:color w:val="FFFFFF"/>
-                <w:sz w:val="19"/>
-                <w:szCs w:val="19"/>
+                <w:sz w:val="22"/>
+                <w:szCs w:val="22"/>
               </w:rPr>
               <w:t xml:space="preserve">Transferido?</w:t>
             </w:r>
@@ -234,25 +255,32 @@
         </w:tc>
         <w:tc>
           <w:tcPr>
-            <w:tcW w:type="pct" w:w="50%"/>
-            <w:shd w:fill="1F2937" w:color="auto" w:val="clear"/>
-            <w:tcMar>
-              <w:top w:type="dxa" w:w="90"/>
-              <w:left w:type="dxa" w:w="110"/>
-              <w:bottom w:type="dxa" w:w="90"/>
-              <w:right w:type="dxa" w:w="110"/>
-            </w:tcMar>
-            <w:vAlign w:val="center"/>
-          </w:tcPr>
-          <w:p>
+            <w:tcW w:type="pct" w:w="40%"/>
+            <w:tcBorders>
+              <w:top w:val="single" w:color="CCCCCC" w:sz="4"/>
+              <w:left w:val="single" w:color="CCCCCC" w:sz="4"/>
+              <w:bottom w:val="single" w:color="CCCCCC" w:sz="4"/>
+              <w:right w:val="single" w:color="CCCCCC" w:sz="4"/>
+            </w:tcBorders>
+            <w:shd w:fill="EEF3FA"/>
+            <w:tcMar>
+              <w:top w:type="dxa" w:w="60"/>
+              <w:left w:type="dxa" w:w="100"/>
+              <w:bottom w:type="dxa" w:w="60"/>
+              <w:right w:type="dxa" w:w="100"/>
+            </w:tcMar>
+          </w:tcPr>
+          <w:p>
+            <w:pPr>
+              <w:spacing w:after="40"/>
+            </w:pPr>
             <w:r>
               <w:rPr>
                 <w:rFonts w:ascii="Calibri" w:cs="Calibri" w:eastAsia="Calibri" w:hAnsi="Calibri"/>
                 <w:b/>
                 <w:bCs/>
-                <w:color w:val="FFFFFF"/>
-                <w:sz w:val="19"/>
-                <w:szCs w:val="19"/>
+                <w:sz w:val="22"/>
+                <w:szCs w:val="22"/>
               </w:rPr>
               <w:t xml:space="preserve">Observações</w:t>
             </w:r>
@@ -262,23 +290,29 @@
       <w:tr>
         <w:tc>
           <w:tcPr>
-            <w:tcMar>
-              <w:top w:type="dxa" w:w="90"/>
-              <w:left w:type="dxa" w:w="110"/>
-              <w:bottom w:type="dxa" w:w="90"/>
-              <w:right w:type="dxa" w:w="110"/>
-            </w:tcMar>
-            <w:vAlign w:val="center"/>
-          </w:tcPr>
-          <w:p>
-            <w:r>
-              <w:rPr>
-                <w:rFonts w:ascii="Calibri" w:cs="Calibri" w:eastAsia="Calibri" w:hAnsi="Calibri"/>
-                <w:b w:val="false"/>
-                <w:bCs w:val="false"/>
-                <w:color w:val="000000"/>
-                <w:sz w:val="20"/>
-                <w:szCs w:val="20"/>
+            <w:tcW w:type="pct" w:w="34%"/>
+            <w:tcBorders>
+              <w:top w:val="single" w:color="CCCCCC" w:sz="4"/>
+              <w:left w:val="single" w:color="CCCCCC" w:sz="4"/>
+              <w:bottom w:val="single" w:color="CCCCCC" w:sz="4"/>
+              <w:right w:val="single" w:color="CCCCCC" w:sz="4"/>
+            </w:tcBorders>
+            <w:tcMar>
+              <w:top w:type="dxa" w:w="60"/>
+              <w:left w:type="dxa" w:w="100"/>
+              <w:bottom w:type="dxa" w:w="60"/>
+              <w:right w:type="dxa" w:w="100"/>
+            </w:tcMar>
+          </w:tcPr>
+          <w:p>
+            <w:pPr>
+              <w:spacing w:after="40"/>
+            </w:pPr>
+            <w:r>
+              <w:rPr>
+                <w:rFonts w:ascii="Calibri" w:cs="Calibri" w:eastAsia="Calibri" w:hAnsi="Calibri"/>
+                <w:sz w:val="22"/>
+                <w:szCs w:val="22"/>
               </w:rPr>
               <w:t xml:space="preserve">Repositório GitHub (código-fonte)</w:t>
             </w:r>
@@ -286,47 +320,59 @@
         </w:tc>
         <w:tc>
           <w:tcPr>
-            <w:tcMar>
-              <w:top w:type="dxa" w:w="90"/>
-              <w:left w:type="dxa" w:w="110"/>
-              <w:bottom w:type="dxa" w:w="90"/>
-              <w:right w:type="dxa" w:w="110"/>
-            </w:tcMar>
-            <w:vAlign w:val="center"/>
-          </w:tcPr>
-          <w:p>
-            <w:r>
-              <w:rPr>
-                <w:rFonts w:ascii="Calibri" w:cs="Calibri" w:eastAsia="Calibri" w:hAnsi="Calibri"/>
-                <w:b w:val="false"/>
-                <w:bCs w:val="false"/>
-                <w:color w:val="000000"/>
-                <w:sz w:val="20"/>
-                <w:szCs w:val="20"/>
-              </w:rPr>
-              <w:t xml:space="preserve">[{repoYes}] Sim [{repoNo}] Não</w:t>
-            </w:r>
-          </w:p>
-        </w:tc>
-        <w:tc>
-          <w:tcPr>
-            <w:tcMar>
-              <w:top w:type="dxa" w:w="90"/>
-              <w:left w:type="dxa" w:w="110"/>
-              <w:bottom w:type="dxa" w:w="90"/>
-              <w:right w:type="dxa" w:w="110"/>
-            </w:tcMar>
-            <w:vAlign w:val="center"/>
-          </w:tcPr>
-          <w:p>
-            <w:r>
-              <w:rPr>
-                <w:rFonts w:ascii="Calibri" w:cs="Calibri" w:eastAsia="Calibri" w:hAnsi="Calibri"/>
-                <w:b w:val="false"/>
-                <w:bCs w:val="false"/>
-                <w:color w:val="000000"/>
-                <w:sz w:val="20"/>
-                <w:szCs w:val="20"/>
+            <w:tcW w:type="pct" w:w="26%"/>
+            <w:tcBorders>
+              <w:top w:val="single" w:color="CCCCCC" w:sz="4"/>
+              <w:left w:val="single" w:color="CCCCCC" w:sz="4"/>
+              <w:bottom w:val="single" w:color="CCCCCC" w:sz="4"/>
+              <w:right w:val="single" w:color="CCCCCC" w:sz="4"/>
+            </w:tcBorders>
+            <w:tcMar>
+              <w:top w:type="dxa" w:w="60"/>
+              <w:left w:type="dxa" w:w="100"/>
+              <w:bottom w:type="dxa" w:w="60"/>
+              <w:right w:type="dxa" w:w="100"/>
+            </w:tcMar>
+          </w:tcPr>
+          <w:p>
+            <w:pPr>
+              <w:spacing w:after="40"/>
+            </w:pPr>
+            <w:r>
+              <w:rPr>
+                <w:rFonts w:ascii="Calibri" w:cs="Calibri" w:eastAsia="Calibri" w:hAnsi="Calibri"/>
+                <w:sz w:val="22"/>
+                <w:szCs w:val="22"/>
+              </w:rPr>
+              <w:t xml:space="preserve">[{repoYes}] Sim  [{repoNo}] Não</w:t>
+            </w:r>
+          </w:p>
+        </w:tc>
+        <w:tc>
+          <w:tcPr>
+            <w:tcW w:type="pct" w:w="40%"/>
+            <w:tcBorders>
+              <w:top w:val="single" w:color="CCCCCC" w:sz="4"/>
+              <w:left w:val="single" w:color="CCCCCC" w:sz="4"/>
+              <w:bottom w:val="single" w:color="CCCCCC" w:sz="4"/>
+              <w:right w:val="single" w:color="CCCCCC" w:sz="4"/>
+            </w:tcBorders>
+            <w:tcMar>
+              <w:top w:type="dxa" w:w="60"/>
+              <w:left w:type="dxa" w:w="100"/>
+              <w:bottom w:type="dxa" w:w="60"/>
+              <w:right w:type="dxa" w:w="100"/>
+            </w:tcMar>
+          </w:tcPr>
+          <w:p>
+            <w:pPr>
+              <w:spacing w:after="40"/>
+            </w:pPr>
+            <w:r>
+              <w:rPr>
+                <w:rFonts w:ascii="Calibri" w:cs="Calibri" w:eastAsia="Calibri" w:hAnsi="Calibri"/>
+                <w:sz w:val="22"/>
+                <w:szCs w:val="22"/>
               </w:rPr>
               <w:t xml:space="preserve"/>
             </w:r>
@@ -336,23 +382,29 @@
       <w:tr>
         <w:tc>
           <w:tcPr>
-            <w:tcMar>
-              <w:top w:type="dxa" w:w="90"/>
-              <w:left w:type="dxa" w:w="110"/>
-              <w:bottom w:type="dxa" w:w="90"/>
-              <w:right w:type="dxa" w:w="110"/>
-            </w:tcMar>
-            <w:vAlign w:val="center"/>
-          </w:tcPr>
-          <w:p>
-            <w:r>
-              <w:rPr>
-                <w:rFonts w:ascii="Calibri" w:cs="Calibri" w:eastAsia="Calibri" w:hAnsi="Calibri"/>
-                <w:b w:val="false"/>
-                <w:bCs w:val="false"/>
-                <w:color w:val="000000"/>
-                <w:sz w:val="20"/>
-                <w:szCs w:val="20"/>
+            <w:tcW w:type="pct" w:w="34%"/>
+            <w:tcBorders>
+              <w:top w:val="single" w:color="CCCCCC" w:sz="4"/>
+              <w:left w:val="single" w:color="CCCCCC" w:sz="4"/>
+              <w:bottom w:val="single" w:color="CCCCCC" w:sz="4"/>
+              <w:right w:val="single" w:color="CCCCCC" w:sz="4"/>
+            </w:tcBorders>
+            <w:tcMar>
+              <w:top w:type="dxa" w:w="60"/>
+              <w:left w:type="dxa" w:w="100"/>
+              <w:bottom w:type="dxa" w:w="60"/>
+              <w:right w:type="dxa" w:w="100"/>
+            </w:tcMar>
+          </w:tcPr>
+          <w:p>
+            <w:pPr>
+              <w:spacing w:after="40"/>
+            </w:pPr>
+            <w:r>
+              <w:rPr>
+                <w:rFonts w:ascii="Calibri" w:cs="Calibri" w:eastAsia="Calibri" w:hAnsi="Calibri"/>
+                <w:sz w:val="22"/>
+                <w:szCs w:val="22"/>
               </w:rPr>
               <w:t xml:space="preserve">Informações de implantação e configuração (deploy/hospedagem)</w:t>
             </w:r>
@@ -360,47 +412,59 @@
         </w:tc>
         <w:tc>
           <w:tcPr>
-            <w:tcMar>
-              <w:top w:type="dxa" w:w="90"/>
-              <w:left w:type="dxa" w:w="110"/>
-              <w:bottom w:type="dxa" w:w="90"/>
-              <w:right w:type="dxa" w:w="110"/>
-            </w:tcMar>
-            <w:vAlign w:val="center"/>
-          </w:tcPr>
-          <w:p>
-            <w:r>
-              <w:rPr>
-                <w:rFonts w:ascii="Calibri" w:cs="Calibri" w:eastAsia="Calibri" w:hAnsi="Calibri"/>
-                <w:b w:val="false"/>
-                <w:bCs w:val="false"/>
-                <w:color w:val="000000"/>
-                <w:sz w:val="20"/>
-                <w:szCs w:val="20"/>
-              </w:rPr>
-              <w:t xml:space="preserve">[{hostingYes}] Sim [{hostingNo}] Não</w:t>
-            </w:r>
-          </w:p>
-        </w:tc>
-        <w:tc>
-          <w:tcPr>
-            <w:tcMar>
-              <w:top w:type="dxa" w:w="90"/>
-              <w:left w:type="dxa" w:w="110"/>
-              <w:bottom w:type="dxa" w:w="90"/>
-              <w:right w:type="dxa" w:w="110"/>
-            </w:tcMar>
-            <w:vAlign w:val="center"/>
-          </w:tcPr>
-          <w:p>
-            <w:r>
-              <w:rPr>
-                <w:rFonts w:ascii="Calibri" w:cs="Calibri" w:eastAsia="Calibri" w:hAnsi="Calibri"/>
-                <w:b w:val="false"/>
-                <w:bCs w:val="false"/>
-                <w:color w:val="000000"/>
-                <w:sz w:val="20"/>
-                <w:szCs w:val="20"/>
+            <w:tcW w:type="pct" w:w="26%"/>
+            <w:tcBorders>
+              <w:top w:val="single" w:color="CCCCCC" w:sz="4"/>
+              <w:left w:val="single" w:color="CCCCCC" w:sz="4"/>
+              <w:bottom w:val="single" w:color="CCCCCC" w:sz="4"/>
+              <w:right w:val="single" w:color="CCCCCC" w:sz="4"/>
+            </w:tcBorders>
+            <w:tcMar>
+              <w:top w:type="dxa" w:w="60"/>
+              <w:left w:type="dxa" w:w="100"/>
+              <w:bottom w:type="dxa" w:w="60"/>
+              <w:right w:type="dxa" w:w="100"/>
+            </w:tcMar>
+          </w:tcPr>
+          <w:p>
+            <w:pPr>
+              <w:spacing w:after="40"/>
+            </w:pPr>
+            <w:r>
+              <w:rPr>
+                <w:rFonts w:ascii="Calibri" w:cs="Calibri" w:eastAsia="Calibri" w:hAnsi="Calibri"/>
+                <w:sz w:val="22"/>
+                <w:szCs w:val="22"/>
+              </w:rPr>
+              <w:t xml:space="preserve">[{hostingYes}] Sim  [{hostingNo}] Não</w:t>
+            </w:r>
+          </w:p>
+        </w:tc>
+        <w:tc>
+          <w:tcPr>
+            <w:tcW w:type="pct" w:w="40%"/>
+            <w:tcBorders>
+              <w:top w:val="single" w:color="CCCCCC" w:sz="4"/>
+              <w:left w:val="single" w:color="CCCCCC" w:sz="4"/>
+              <w:bottom w:val="single" w:color="CCCCCC" w:sz="4"/>
+              <w:right w:val="single" w:color="CCCCCC" w:sz="4"/>
+            </w:tcBorders>
+            <w:tcMar>
+              <w:top w:type="dxa" w:w="60"/>
+              <w:left w:type="dxa" w:w="100"/>
+              <w:bottom w:type="dxa" w:w="60"/>
+              <w:right w:type="dxa" w:w="100"/>
+            </w:tcMar>
+          </w:tcPr>
+          <w:p>
+            <w:pPr>
+              <w:spacing w:after="40"/>
+            </w:pPr>
+            <w:r>
+              <w:rPr>
+                <w:rFonts w:ascii="Calibri" w:cs="Calibri" w:eastAsia="Calibri" w:hAnsi="Calibri"/>
+                <w:sz w:val="22"/>
+                <w:szCs w:val="22"/>
               </w:rPr>
               <w:t xml:space="preserve"/>
             </w:r>
@@ -410,23 +474,29 @@
       <w:tr>
         <w:tc>
           <w:tcPr>
-            <w:tcMar>
-              <w:top w:type="dxa" w:w="90"/>
-              <w:left w:type="dxa" w:w="110"/>
-              <w:bottom w:type="dxa" w:w="90"/>
-              <w:right w:type="dxa" w:w="110"/>
-            </w:tcMar>
-            <w:vAlign w:val="center"/>
-          </w:tcPr>
-          <w:p>
-            <w:r>
-              <w:rPr>
-                <w:rFonts w:ascii="Calibri" w:cs="Calibri" w:eastAsia="Calibri" w:hAnsi="Calibri"/>
-                <w:b w:val="false"/>
-                <w:bCs w:val="false"/>
-                <w:color w:val="000000"/>
-                <w:sz w:val="20"/>
-                <w:szCs w:val="20"/>
+            <w:tcW w:type="pct" w:w="34%"/>
+            <w:tcBorders>
+              <w:top w:val="single" w:color="CCCCCC" w:sz="4"/>
+              <w:left w:val="single" w:color="CCCCCC" w:sz="4"/>
+              <w:bottom w:val="single" w:color="CCCCCC" w:sz="4"/>
+              <w:right w:val="single" w:color="CCCCCC" w:sz="4"/>
+            </w:tcBorders>
+            <w:tcMar>
+              <w:top w:type="dxa" w:w="60"/>
+              <w:left w:type="dxa" w:w="100"/>
+              <w:bottom w:type="dxa" w:w="60"/>
+              <w:right w:type="dxa" w:w="100"/>
+            </w:tcMar>
+          </w:tcPr>
+          <w:p>
+            <w:pPr>
+              <w:spacing w:after="40"/>
+            </w:pPr>
+            <w:r>
+              <w:rPr>
+                <w:rFonts w:ascii="Calibri" w:cs="Calibri" w:eastAsia="Calibri" w:hAnsi="Calibri"/>
+                <w:sz w:val="22"/>
+                <w:szCs w:val="22"/>
               </w:rPr>
               <w:t xml:space="preserve">Domínio próprio (acesso e configuração)</w:t>
             </w:r>
@@ -434,47 +504,59 @@
         </w:tc>
         <w:tc>
           <w:tcPr>
-            <w:tcMar>
-              <w:top w:type="dxa" w:w="90"/>
-              <w:left w:type="dxa" w:w="110"/>
-              <w:bottom w:type="dxa" w:w="90"/>
-              <w:right w:type="dxa" w:w="110"/>
-            </w:tcMar>
-            <w:vAlign w:val="center"/>
-          </w:tcPr>
-          <w:p>
-            <w:r>
-              <w:rPr>
-                <w:rFonts w:ascii="Calibri" w:cs="Calibri" w:eastAsia="Calibri" w:hAnsi="Calibri"/>
-                <w:b w:val="false"/>
-                <w:bCs w:val="false"/>
-                <w:color w:val="000000"/>
-                <w:sz w:val="20"/>
-                <w:szCs w:val="20"/>
-              </w:rPr>
-              <w:t xml:space="preserve">[{domainYes}] Sim [{domainNo}] Não [ ] N/A</w:t>
-            </w:r>
-          </w:p>
-        </w:tc>
-        <w:tc>
-          <w:tcPr>
-            <w:tcMar>
-              <w:top w:type="dxa" w:w="90"/>
-              <w:left w:type="dxa" w:w="110"/>
-              <w:bottom w:type="dxa" w:w="90"/>
-              <w:right w:type="dxa" w:w="110"/>
-            </w:tcMar>
-            <w:vAlign w:val="center"/>
-          </w:tcPr>
-          <w:p>
-            <w:r>
-              <w:rPr>
-                <w:rFonts w:ascii="Calibri" w:cs="Calibri" w:eastAsia="Calibri" w:hAnsi="Calibri"/>
-                <w:b w:val="false"/>
-                <w:bCs w:val="false"/>
-                <w:color w:val="000000"/>
-                <w:sz w:val="20"/>
-                <w:szCs w:val="20"/>
+            <w:tcW w:type="pct" w:w="26%"/>
+            <w:tcBorders>
+              <w:top w:val="single" w:color="CCCCCC" w:sz="4"/>
+              <w:left w:val="single" w:color="CCCCCC" w:sz="4"/>
+              <w:bottom w:val="single" w:color="CCCCCC" w:sz="4"/>
+              <w:right w:val="single" w:color="CCCCCC" w:sz="4"/>
+            </w:tcBorders>
+            <w:tcMar>
+              <w:top w:type="dxa" w:w="60"/>
+              <w:left w:type="dxa" w:w="100"/>
+              <w:bottom w:type="dxa" w:w="60"/>
+              <w:right w:type="dxa" w:w="100"/>
+            </w:tcMar>
+          </w:tcPr>
+          <w:p>
+            <w:pPr>
+              <w:spacing w:after="40"/>
+            </w:pPr>
+            <w:r>
+              <w:rPr>
+                <w:rFonts w:ascii="Calibri" w:cs="Calibri" w:eastAsia="Calibri" w:hAnsi="Calibri"/>
+                <w:sz w:val="22"/>
+                <w:szCs w:val="22"/>
+              </w:rPr>
+              <w:t xml:space="preserve">[{domainYes}] Sim  [{domainNo}] Não  [ ] N/A</w:t>
+            </w:r>
+          </w:p>
+        </w:tc>
+        <w:tc>
+          <w:tcPr>
+            <w:tcW w:type="pct" w:w="40%"/>
+            <w:tcBorders>
+              <w:top w:val="single" w:color="CCCCCC" w:sz="4"/>
+              <w:left w:val="single" w:color="CCCCCC" w:sz="4"/>
+              <w:bottom w:val="single" w:color="CCCCCC" w:sz="4"/>
+              <w:right w:val="single" w:color="CCCCCC" w:sz="4"/>
+            </w:tcBorders>
+            <w:tcMar>
+              <w:top w:type="dxa" w:w="60"/>
+              <w:left w:type="dxa" w:w="100"/>
+              <w:bottom w:type="dxa" w:w="60"/>
+              <w:right w:type="dxa" w:w="100"/>
+            </w:tcMar>
+          </w:tcPr>
+          <w:p>
+            <w:pPr>
+              <w:spacing w:after="40"/>
+            </w:pPr>
+            <w:r>
+              <w:rPr>
+                <w:rFonts w:ascii="Calibri" w:cs="Calibri" w:eastAsia="Calibri" w:hAnsi="Calibri"/>
+                <w:sz w:val="22"/>
+                <w:szCs w:val="22"/>
               </w:rPr>
               <w:t xml:space="preserve"/>
             </w:r>
@@ -484,23 +566,29 @@
       <w:tr>
         <w:tc>
           <w:tcPr>
-            <w:tcMar>
-              <w:top w:type="dxa" w:w="90"/>
-              <w:left w:type="dxa" w:w="110"/>
-              <w:bottom w:type="dxa" w:w="90"/>
-              <w:right w:type="dxa" w:w="110"/>
-            </w:tcMar>
-            <w:vAlign w:val="center"/>
-          </w:tcPr>
-          <w:p>
-            <w:r>
-              <w:rPr>
-                <w:rFonts w:ascii="Calibri" w:cs="Calibri" w:eastAsia="Calibri" w:hAnsi="Calibri"/>
-                <w:b w:val="false"/>
-                <w:bCs w:val="false"/>
-                <w:color w:val="000000"/>
-                <w:sz w:val="20"/>
-                <w:szCs w:val="20"/>
+            <w:tcW w:type="pct" w:w="34%"/>
+            <w:tcBorders>
+              <w:top w:val="single" w:color="CCCCCC" w:sz="4"/>
+              <w:left w:val="single" w:color="CCCCCC" w:sz="4"/>
+              <w:bottom w:val="single" w:color="CCCCCC" w:sz="4"/>
+              <w:right w:val="single" w:color="CCCCCC" w:sz="4"/>
+            </w:tcBorders>
+            <w:tcMar>
+              <w:top w:type="dxa" w:w="60"/>
+              <w:left w:type="dxa" w:w="100"/>
+              <w:bottom w:type="dxa" w:w="60"/>
+              <w:right w:type="dxa" w:w="100"/>
+            </w:tcMar>
+          </w:tcPr>
+          <w:p>
+            <w:pPr>
+              <w:spacing w:after="40"/>
+            </w:pPr>
+            <w:r>
+              <w:rPr>
+                <w:rFonts w:ascii="Calibri" w:cs="Calibri" w:eastAsia="Calibri" w:hAnsi="Calibri"/>
+                <w:sz w:val="22"/>
+                <w:szCs w:val="22"/>
               </w:rPr>
               <w:t xml:space="preserve">Outros serviços externos</w:t>
             </w:r>
@@ -508,47 +596,59 @@
         </w:tc>
         <w:tc>
           <w:tcPr>
-            <w:tcMar>
-              <w:top w:type="dxa" w:w="90"/>
-              <w:left w:type="dxa" w:w="110"/>
-              <w:bottom w:type="dxa" w:w="90"/>
-              <w:right w:type="dxa" w:w="110"/>
-            </w:tcMar>
-            <w:vAlign w:val="center"/>
-          </w:tcPr>
-          <w:p>
-            <w:r>
-              <w:rPr>
-                <w:rFonts w:ascii="Calibri" w:cs="Calibri" w:eastAsia="Calibri" w:hAnsi="Calibri"/>
-                <w:b w:val="false"/>
-                <w:bCs w:val="false"/>
-                <w:color w:val="000000"/>
-                <w:sz w:val="20"/>
-                <w:szCs w:val="20"/>
-              </w:rPr>
-              <w:t xml:space="preserve">[{otherYes}] Sim [{otherNo}] Não [ ] N/A</w:t>
-            </w:r>
-          </w:p>
-        </w:tc>
-        <w:tc>
-          <w:tcPr>
-            <w:tcMar>
-              <w:top w:type="dxa" w:w="90"/>
-              <w:left w:type="dxa" w:w="110"/>
-              <w:bottom w:type="dxa" w:w="90"/>
-              <w:right w:type="dxa" w:w="110"/>
-            </w:tcMar>
-            <w:vAlign w:val="center"/>
-          </w:tcPr>
-          <w:p>
-            <w:r>
-              <w:rPr>
-                <w:rFonts w:ascii="Calibri" w:cs="Calibri" w:eastAsia="Calibri" w:hAnsi="Calibri"/>
-                <w:b w:val="false"/>
-                <w:bCs w:val="false"/>
-                <w:color w:val="000000"/>
-                <w:sz w:val="20"/>
-                <w:szCs w:val="20"/>
+            <w:tcW w:type="pct" w:w="26%"/>
+            <w:tcBorders>
+              <w:top w:val="single" w:color="CCCCCC" w:sz="4"/>
+              <w:left w:val="single" w:color="CCCCCC" w:sz="4"/>
+              <w:bottom w:val="single" w:color="CCCCCC" w:sz="4"/>
+              <w:right w:val="single" w:color="CCCCCC" w:sz="4"/>
+            </w:tcBorders>
+            <w:tcMar>
+              <w:top w:type="dxa" w:w="60"/>
+              <w:left w:type="dxa" w:w="100"/>
+              <w:bottom w:type="dxa" w:w="60"/>
+              <w:right w:type="dxa" w:w="100"/>
+            </w:tcMar>
+          </w:tcPr>
+          <w:p>
+            <w:pPr>
+              <w:spacing w:after="40"/>
+            </w:pPr>
+            <w:r>
+              <w:rPr>
+                <w:rFonts w:ascii="Calibri" w:cs="Calibri" w:eastAsia="Calibri" w:hAnsi="Calibri"/>
+                <w:sz w:val="22"/>
+                <w:szCs w:val="22"/>
+              </w:rPr>
+              <w:t xml:space="preserve">[{otherYes}] Sim  [{otherNo}] Não  [ ] N/A</w:t>
+            </w:r>
+          </w:p>
+        </w:tc>
+        <w:tc>
+          <w:tcPr>
+            <w:tcW w:type="pct" w:w="40%"/>
+            <w:tcBorders>
+              <w:top w:val="single" w:color="CCCCCC" w:sz="4"/>
+              <w:left w:val="single" w:color="CCCCCC" w:sz="4"/>
+              <w:bottom w:val="single" w:color="CCCCCC" w:sz="4"/>
+              <w:right w:val="single" w:color="CCCCCC" w:sz="4"/>
+            </w:tcBorders>
+            <w:tcMar>
+              <w:top w:type="dxa" w:w="60"/>
+              <w:left w:type="dxa" w:w="100"/>
+              <w:bottom w:type="dxa" w:w="60"/>
+              <w:right w:type="dxa" w:w="100"/>
+            </w:tcMar>
+          </w:tcPr>
+          <w:p>
+            <w:pPr>
+              <w:spacing w:after="40"/>
+            </w:pPr>
+            <w:r>
+              <w:rPr>
+                <w:rFonts w:ascii="Calibri" w:cs="Calibri" w:eastAsia="Calibri" w:hAnsi="Calibri"/>
+                <w:sz w:val="22"/>
+                <w:szCs w:val="22"/>
               </w:rPr>
               <w:t xml:space="preserve"/>
             </w:r>
@@ -558,12 +658,7 @@
     </w:tbl>
     <w:p>
       <w:pPr>
-        <w:spacing w:before="200"/>
-      </w:pPr>
-    </w:p>
-    <w:p>
-      <w:pPr>
-        <w:spacing w:after="130"/>
+        <w:spacing w:after="160" w:before="200"/>
         <w:jc w:val="both"/>
       </w:pPr>
       <w:r>
@@ -577,25 +672,20 @@
     </w:p>
     <w:p>
       <w:pPr>
-        <w:spacing w:before="380"/>
-      </w:pPr>
-    </w:p>
-    <w:p>
-      <w:pPr>
-        <w:spacing w:after="40"/>
-      </w:pPr>
-      <w:r>
-        <w:rPr>
-          <w:rFonts w:ascii="Calibri" w:cs="Calibri" w:eastAsia="Calibri" w:hAnsi="Calibri"/>
-          <w:sz w:val="22"/>
-          <w:szCs w:val="22"/>
-        </w:rPr>
-        <w:t xml:space="preserve">_________________________________________________</w:t>
-      </w:r>
-    </w:p>
-    <w:p>
-      <w:pPr>
-        <w:spacing w:after="300"/>
+        <w:spacing w:after="40" w:before="300"/>
+      </w:pPr>
+      <w:r>
+        <w:rPr>
+          <w:rFonts w:ascii="Calibri" w:cs="Calibri" w:eastAsia="Calibri" w:hAnsi="Calibri"/>
+          <w:sz w:val="22"/>
+          <w:szCs w:val="22"/>
+        </w:rPr>
+        <w:t xml:space="preserve">_______________________________________________</w:t>
+      </w:r>
+    </w:p>
+    <w:p>
+      <w:pPr>
+        <w:spacing w:after="200"/>
       </w:pPr>
       <w:r>
         <w:rPr>
@@ -610,15 +700,15 @@
     </w:p>
     <w:p>
       <w:pPr>
-        <w:spacing w:after="40"/>
-      </w:pPr>
-      <w:r>
-        <w:rPr>
-          <w:rFonts w:ascii="Calibri" w:cs="Calibri" w:eastAsia="Calibri" w:hAnsi="Calibri"/>
-          <w:sz w:val="22"/>
-          <w:szCs w:val="22"/>
-        </w:rPr>
-        <w:t xml:space="preserve">_________________________________________________</w:t>
+        <w:spacing w:after="40" w:before="200"/>
+      </w:pPr>
+      <w:r>
+        <w:rPr>
+          <w:rFonts w:ascii="Calibri" w:cs="Calibri" w:eastAsia="Calibri" w:hAnsi="Calibri"/>
+          <w:sz w:val="22"/>
+          <w:szCs w:val="22"/>
+        </w:rPr>
+        <w:t xml:space="preserve">_______________________________________________</w:t>
       </w:r>
     </w:p>
     <w:p>
@@ -767,7 +857,7 @@
         <w:sz w:val="16"/>
         <w:szCs w:val="16"/>
       </w:rPr>
-      <w:t xml:space="preserve">ēloSites — somente quando solicitada pelo cliente</w:t>
+      <w:t xml:space="preserve">ēloSites — Termo de Transferência de Infraestrutura</w:t>
     </w:r>
   </w:p>
 </w:hdr>
